--- a/00-首页/题组Word/专项卷/一分册/专项卷IX-学生版.docx
+++ b/00-首页/题组Word/专项卷/一分册/专项卷IX-学生版.docx
@@ -1340,22 +1340,36 @@
         <w:rPr>
           <w:rFonts w:ascii="Times New Roman" w:hAnsi="Times New Roman" w:eastAsia="Times New Roman" w:cs="Times New Roman"/>
         </w:rPr>
-        <w:t xml:space="preserve"> SO</w:t>
-      </w:r>
-      <w:r>
-        <w:rPr>
-          <w:rFonts w:ascii="Times New Roman" w:hAnsi="Times New Roman" w:eastAsia="Times New Roman" w:cs="Times New Roman"/>
-          <w:vertAlign w:val="subscript"/>
-        </w:rPr>
-        <w:t>3</w:t>
-      </w:r>
-      <w:r>
-        <w:rPr>
-          <w:rFonts w:ascii="Times New Roman" w:hAnsi="Times New Roman" w:eastAsia="Times New Roman" w:cs="Times New Roman"/>
-          <w:vertAlign w:val="superscript"/>
-        </w:rPr>
-        <w:t>2-</w:t>
-      </w:r>
+        <w:t xml:space="preserve"> </w:t>
+      </w:r>
+      <m:oMath>
+        <m:r>
+          <m:t>S</m:t>
+        </m:r>
+        <m:sSubSup>
+          <m:e>
+            <m:r>
+              <m:t>O</m:t>
+            </m:r>
+          </m:e>
+          <m:sub>
+            <m:r>
+              <m:t>3</m:t>
+            </m:r>
+          </m:sub>
+          <m:sup>
+            <m:r>
+              <m:t>2</m:t>
+            </m:r>
+            <m:r>
+              <m:rPr>
+                <m:sty m:val="p"/>
+              </m:rPr>
+              <m:t>−</m:t>
+            </m:r>
+          </m:sup>
+        </m:sSubSup>
+      </m:oMath>
       <w:r>
         <w:rPr>
           <w:rFonts w:ascii="Times New Roman" w:hAnsi="Times New Roman" w:eastAsia="Times New Roman" w:cs="Times New Roman"/>
@@ -1806,15 +1820,31 @@
         <w:rPr>
           <w:rFonts w:ascii="Times New Roman" w:hAnsi="Times New Roman" w:eastAsia="Times New Roman" w:cs="Times New Roman"/>
         </w:rPr>
-        <w:t xml:space="preserve"> KMnO</w:t>
-      </w:r>
-      <w:r>
-        <w:rPr>
-          <w:rFonts w:ascii="Times New Roman" w:hAnsi="Times New Roman" w:eastAsia="Times New Roman" w:cs="Times New Roman"/>
-          <w:vertAlign w:val="subscript"/>
-        </w:rPr>
-        <w:t>4</w:t>
-      </w:r>
+        <w:t xml:space="preserve"> </w:t>
+      </w:r>
+      <m:oMath>
+        <m:r>
+          <m:t>K</m:t>
+        </m:r>
+        <m:r>
+          <m:t>M</m:t>
+        </m:r>
+        <m:r>
+          <m:t>n</m:t>
+        </m:r>
+        <m:sSub>
+          <m:e>
+            <m:r>
+              <m:t>O</m:t>
+            </m:r>
+          </m:e>
+          <m:sub>
+            <m:r>
+              <m:t>4</m:t>
+            </m:r>
+          </m:sub>
+        </m:sSub>
+      </m:oMath>
       <w:r>
         <w:rPr>
           <w:rFonts w:ascii="Times New Roman" w:hAnsi="Times New Roman" w:eastAsia="Times New Roman" w:cs="Times New Roman"/>
@@ -1907,15 +1937,31 @@
         <w:rPr>
           <w:rFonts w:ascii="Times New Roman" w:hAnsi="Times New Roman" w:eastAsia="Times New Roman" w:cs="Times New Roman"/>
         </w:rPr>
-        <w:t xml:space="preserve"> KMnO</w:t>
-      </w:r>
-      <w:r>
-        <w:rPr>
-          <w:rFonts w:ascii="Times New Roman" w:hAnsi="Times New Roman" w:eastAsia="Times New Roman" w:cs="Times New Roman"/>
-          <w:vertAlign w:val="subscript"/>
-        </w:rPr>
-        <w:t>4</w:t>
-      </w:r>
+        <w:t xml:space="preserve"> </w:t>
+      </w:r>
+      <m:oMath>
+        <m:r>
+          <m:t>K</m:t>
+        </m:r>
+        <m:r>
+          <m:t>M</m:t>
+        </m:r>
+        <m:r>
+          <m:t>n</m:t>
+        </m:r>
+        <m:sSub>
+          <m:e>
+            <m:r>
+              <m:t>O</m:t>
+            </m:r>
+          </m:e>
+          <m:sub>
+            <m:r>
+              <m:t>4</m:t>
+            </m:r>
+          </m:sub>
+        </m:sSub>
+      </m:oMath>
       <w:r>
         <w:rPr>
           <w:rFonts w:ascii="Times New Roman" w:hAnsi="Times New Roman" w:eastAsia="Times New Roman" w:cs="Times New Roman"/>
@@ -4236,15 +4282,31 @@
         <w:rPr>
           <w:rFonts w:ascii="Times New Roman" w:hAnsi="Times New Roman" w:eastAsia="Times New Roman" w:cs="Times New Roman"/>
         </w:rPr>
-        <w:t xml:space="preserve"> CuSO</w:t>
-      </w:r>
-      <w:r>
-        <w:rPr>
-          <w:rFonts w:ascii="Times New Roman" w:hAnsi="Times New Roman" w:eastAsia="Times New Roman" w:cs="Times New Roman"/>
-          <w:vertAlign w:val="subscript"/>
-        </w:rPr>
-        <w:t>4</w:t>
-      </w:r>
+        <w:t xml:space="preserve"> </w:t>
+      </w:r>
+      <m:oMath>
+        <m:r>
+          <m:t>C</m:t>
+        </m:r>
+        <m:r>
+          <m:t>u</m:t>
+        </m:r>
+        <m:r>
+          <m:t>S</m:t>
+        </m:r>
+        <m:sSub>
+          <m:e>
+            <m:r>
+              <m:t>O</m:t>
+            </m:r>
+          </m:e>
+          <m:sub>
+            <m:r>
+              <m:t>4</m:t>
+            </m:r>
+          </m:sub>
+        </m:sSub>
+      </m:oMath>
       <w:r>
         <w:rPr>
           <w:rFonts w:ascii="Times New Roman" w:hAnsi="Times New Roman" w:eastAsia="Times New Roman" w:cs="Times New Roman"/>
@@ -4672,15 +4734,28 @@
         <w:rPr>
           <w:rFonts w:ascii="Times New Roman" w:hAnsi="Times New Roman" w:eastAsia="Times New Roman" w:cs="Times New Roman"/>
         </w:rPr>
-        <w:t xml:space="preserve"> HNO</w:t>
-      </w:r>
-      <w:r>
-        <w:rPr>
-          <w:rFonts w:ascii="Times New Roman" w:hAnsi="Times New Roman" w:eastAsia="Times New Roman" w:cs="Times New Roman"/>
-          <w:vertAlign w:val="subscript"/>
-        </w:rPr>
-        <w:t>3</w:t>
-      </w:r>
+        <w:t xml:space="preserve"> </w:t>
+      </w:r>
+      <m:oMath>
+        <m:r>
+          <m:t>H</m:t>
+        </m:r>
+        <m:r>
+          <m:t>N</m:t>
+        </m:r>
+        <m:sSub>
+          <m:e>
+            <m:r>
+              <m:t>O</m:t>
+            </m:r>
+          </m:e>
+          <m:sub>
+            <m:r>
+              <m:t>3</m:t>
+            </m:r>
+          </m:sub>
+        </m:sSub>
+      </m:oMath>
       <w:r>
         <w:rPr>
           <w:rFonts w:ascii="Times New Roman" w:hAnsi="Times New Roman" w:eastAsia="Times New Roman" w:cs="Times New Roman"/>
@@ -7260,15 +7335,31 @@
         <w:rPr>
           <w:rFonts w:ascii="Times New Roman" w:hAnsi="Times New Roman" w:eastAsia="Times New Roman" w:cs="Times New Roman"/>
         </w:rPr>
-        <w:t xml:space="preserve"> AgNO</w:t>
-      </w:r>
-      <w:r>
-        <w:rPr>
-          <w:rFonts w:ascii="Times New Roman" w:hAnsi="Times New Roman" w:eastAsia="Times New Roman" w:cs="Times New Roman"/>
-          <w:vertAlign w:val="subscript"/>
-        </w:rPr>
-        <w:t>3</w:t>
-      </w:r>
+        <w:t xml:space="preserve"> </w:t>
+      </w:r>
+      <m:oMath>
+        <m:r>
+          <m:t>A</m:t>
+        </m:r>
+        <m:r>
+          <m:t>g</m:t>
+        </m:r>
+        <m:r>
+          <m:t>N</m:t>
+        </m:r>
+        <m:sSub>
+          <m:e>
+            <m:r>
+              <m:t>O</m:t>
+            </m:r>
+          </m:e>
+          <m:sub>
+            <m:r>
+              <m:t>3</m:t>
+            </m:r>
+          </m:sub>
+        </m:sSub>
+      </m:oMath>
       <w:r>
         <w:rPr>
           <w:rFonts w:ascii="Times New Roman" w:hAnsi="Times New Roman" w:eastAsia="Times New Roman" w:cs="Times New Roman"/>
@@ -7321,15 +7412,28 @@
         <w:rPr>
           <w:rFonts w:ascii="Times New Roman" w:hAnsi="Times New Roman" w:eastAsia="Times New Roman" w:cs="Times New Roman"/>
         </w:rPr>
-        <w:t xml:space="preserve"> Ag</w:t>
-      </w:r>
-      <w:r>
-        <w:rPr>
-          <w:rFonts w:ascii="Times New Roman" w:hAnsi="Times New Roman" w:eastAsia="Times New Roman" w:cs="Times New Roman"/>
-          <w:vertAlign w:val="superscript"/>
-        </w:rPr>
-        <w:t>+</w:t>
-      </w:r>
+        <w:t xml:space="preserve"> </w:t>
+      </w:r>
+      <m:oMath>
+        <m:r>
+          <m:t>A</m:t>
+        </m:r>
+        <m:sSup>
+          <m:e>
+            <m:r>
+              <m:t>g</m:t>
+            </m:r>
+          </m:e>
+          <m:sup>
+            <m:r>
+              <m:rPr>
+                <m:sty m:val="p"/>
+              </m:rPr>
+              <m:t>+</m:t>
+            </m:r>
+          </m:sup>
+        </m:sSup>
+      </m:oMath>
       <w:r>
         <w:rPr>
           <w:rFonts w:ascii="Times New Roman" w:hAnsi="Times New Roman" w:eastAsia="Times New Roman" w:cs="Times New Roman"/>
@@ -10184,15 +10288,22 @@
         <w:rPr>
           <w:rFonts w:ascii="Times New Roman" w:hAnsi="Times New Roman" w:eastAsia="Times New Roman" w:cs="Times New Roman"/>
         </w:rPr>
-        <w:t xml:space="preserve"> F</w:t>
-      </w:r>
-      <w:r>
-        <w:rPr>
-          <w:rFonts w:ascii="Times New Roman" w:hAnsi="Times New Roman" w:eastAsia="Times New Roman" w:cs="Times New Roman"/>
-          <w:vertAlign w:val="subscript"/>
-        </w:rPr>
-        <w:t>2</w:t>
-      </w:r>
+        <w:t xml:space="preserve"> </w:t>
+      </w:r>
+      <m:oMath>
+        <m:sSub>
+          <m:e>
+            <m:r>
+              <m:t>F</m:t>
+            </m:r>
+          </m:e>
+          <m:sub>
+            <m:r>
+              <m:t>2</m:t>
+            </m:r>
+          </m:sub>
+        </m:sSub>
+      </m:oMath>
       <w:r>
         <w:rPr>
           <w:rFonts w:ascii="Times New Roman" w:hAnsi="Times New Roman" w:eastAsia="Times New Roman" w:cs="Times New Roman"/>
@@ -10269,20 +10380,27 @@
         <w:rPr>
           <w:rFonts w:ascii="Times New Roman" w:hAnsi="Times New Roman" w:eastAsia="Times New Roman" w:cs="Times New Roman"/>
         </w:rPr>
-        <w:t xml:space="preserve"> F</w:t>
-      </w:r>
-      <w:r>
-        <w:rPr>
-          <w:rFonts w:ascii="Times New Roman" w:hAnsi="Times New Roman" w:eastAsia="Times New Roman" w:cs="Times New Roman"/>
-          <w:vertAlign w:val="subscript"/>
-        </w:rPr>
-        <w:t>2</w:t>
-      </w:r>
-      <w:r>
-        <w:rPr>
-          <w:rFonts w:ascii="Times New Roman" w:hAnsi="Times New Roman" w:eastAsia="Times New Roman" w:cs="Times New Roman"/>
-        </w:rPr>
-        <w:t>。</w:t>
+        <w:t xml:space="preserve"> </w:t>
+      </w:r>
+      <m:oMath>
+        <m:sSub>
+          <m:e>
+            <m:r>
+              <m:t>F</m:t>
+            </m:r>
+          </m:e>
+          <m:sub>
+            <m:r>
+              <m:t>2</m:t>
+            </m:r>
+          </m:sub>
+        </m:sSub>
+      </m:oMath>
+      <w:r>
+        <w:rPr>
+          <w:rFonts w:ascii="Times New Roman" w:hAnsi="Times New Roman" w:eastAsia="Times New Roman" w:cs="Times New Roman"/>
+        </w:rPr>
+        <w:t xml:space="preserve">。</w:t>
       </w:r>
     </w:p>
     <w:p>
@@ -10435,19 +10553,23 @@
           <w:numId w:val="1015"/>
         </w:numPr>
       </w:pPr>
-      <w:r>
-        <w:rPr>
-          <w:rFonts w:ascii="Times New Roman" w:hAnsi="Times New Roman" w:eastAsia="Times New Roman" w:cs="Times New Roman"/>
-        </w:rPr>
-        <w:t>F</w:t>
-      </w:r>
-      <w:r>
-        <w:rPr>
-          <w:rFonts w:ascii="Times New Roman" w:hAnsi="Times New Roman" w:eastAsia="Times New Roman" w:cs="Times New Roman"/>
-          <w:vertAlign w:val="superscript"/>
-        </w:rPr>
-        <w:t>-</w:t>
-      </w:r>
+      <m:oMath>
+        <m:sSup>
+          <m:e>
+            <m:r>
+              <m:t>F</m:t>
+            </m:r>
+          </m:e>
+          <m:sup>
+            <m:r>
+              <m:rPr>
+                <m:sty m:val="p"/>
+              </m:rPr>
+              <m:t>−</m:t>
+            </m:r>
+          </m:sup>
+        </m:sSup>
+      </m:oMath>
       <w:r>
         <w:rPr>
           <w:rFonts w:ascii="Times New Roman" w:hAnsi="Times New Roman" w:eastAsia="Times New Roman" w:cs="Times New Roman"/>
@@ -10476,34 +10598,54 @@
         <w:rPr>
           <w:rFonts w:ascii="Times New Roman" w:hAnsi="Times New Roman" w:eastAsia="Times New Roman" w:cs="Times New Roman"/>
         </w:rPr>
-        <w:t xml:space="preserve"> F</w:t>
-      </w:r>
-      <w:r>
-        <w:rPr>
-          <w:rFonts w:ascii="Times New Roman" w:hAnsi="Times New Roman" w:eastAsia="Times New Roman" w:cs="Times New Roman"/>
-          <w:vertAlign w:val="superscript"/>
-        </w:rPr>
-        <w:t>-</w:t>
-      </w:r>
-      <w:r>
-        <w:rPr>
-          <w:rFonts w:ascii="Times New Roman" w:hAnsi="Times New Roman" w:eastAsia="Times New Roman" w:cs="Times New Roman"/>
-        </w:rPr>
-        <w:t xml:space="preserve"> </w:t>
-      </w:r>
-      <w:r>
-        <w:rPr>
-          <w:rFonts w:hint="eastAsia" w:ascii="Times New Roman" w:hAnsi="Times New Roman" w:eastAsia="Times New Roman" w:cs="Times New Roman"/>
-        </w:rPr>
-        <w:t>，F</w:t>
-      </w:r>
-      <w:r>
-        <w:rPr>
-          <w:rFonts w:hint="eastAsia" w:ascii="Times New Roman" w:hAnsi="Times New Roman" w:eastAsia="Times New Roman" w:cs="Times New Roman"/>
-          <w:vertAlign w:val="superscript"/>
-        </w:rPr>
-        <w:t>-</w:t>
-      </w:r>
+        <w:t xml:space="preserve"> </w:t>
+      </w:r>
+      <m:oMath>
+        <m:sSup>
+          <m:e>
+            <m:r>
+              <m:t>F</m:t>
+            </m:r>
+          </m:e>
+          <m:sup>
+            <m:r>
+              <m:rPr>
+                <m:sty m:val="p"/>
+              </m:rPr>
+              <m:t>−</m:t>
+            </m:r>
+          </m:sup>
+        </m:sSup>
+      </m:oMath>
+      <w:r>
+        <w:rPr>
+          <w:rFonts w:ascii="Times New Roman" w:hAnsi="Times New Roman" w:eastAsia="Times New Roman" w:cs="Times New Roman"/>
+        </w:rPr>
+        <w:t xml:space="preserve"> </w:t>
+      </w:r>
+      <w:r>
+        <w:rPr>
+          <w:rFonts w:hint="eastAsia" w:ascii="Times New Roman" w:hAnsi="Times New Roman" w:eastAsia="Times New Roman" w:cs="Times New Roman"/>
+        </w:rPr>
+        <w:t xml:space="preserve">，</w:t>
+      </w:r>
+      <m:oMath>
+        <m:sSup>
+          <m:e>
+            <m:r>
+              <m:t>F</m:t>
+            </m:r>
+          </m:e>
+          <m:sup>
+            <m:r>
+              <m:rPr>
+                <m:sty m:val="p"/>
+              </m:rPr>
+              <m:t>−</m:t>
+            </m:r>
+          </m:sup>
+        </m:sSup>
+      </m:oMath>
       <w:r>
         <w:rPr>
           <w:rFonts w:ascii="Times New Roman" w:hAnsi="Times New Roman" w:eastAsia="Times New Roman" w:cs="Times New Roman"/>
@@ -13076,15 +13218,28 @@
         <w:rPr>
           <w:rFonts w:ascii="Times New Roman" w:hAnsi="Times New Roman" w:eastAsia="Times New Roman" w:cs="Times New Roman"/>
         </w:rPr>
-        <w:t xml:space="preserve"> SbF</w:t>
-      </w:r>
-      <w:r>
-        <w:rPr>
-          <w:rFonts w:ascii="Times New Roman" w:hAnsi="Times New Roman" w:eastAsia="Times New Roman" w:cs="Times New Roman"/>
-          <w:vertAlign w:val="subscript"/>
-        </w:rPr>
-        <w:t>5</w:t>
-      </w:r>
+        <w:t xml:space="preserve"> </w:t>
+      </w:r>
+      <m:oMath>
+        <m:r>
+          <m:t>S</m:t>
+        </m:r>
+        <m:r>
+          <m:t>b</m:t>
+        </m:r>
+        <m:sSub>
+          <m:e>
+            <m:r>
+              <m:t>F</m:t>
+            </m:r>
+          </m:e>
+          <m:sub>
+            <m:r>
+              <m:t>5</m:t>
+            </m:r>
+          </m:sub>
+        </m:sSub>
+      </m:oMath>
       <w:r>
         <w:rPr>
           <w:rFonts w:ascii="Times New Roman" w:hAnsi="Times New Roman" w:eastAsia="Times New Roman" w:cs="Times New Roman"/>
@@ -13331,15 +13486,28 @@
         <w:rPr>
           <w:rFonts w:ascii="Times New Roman" w:hAnsi="Times New Roman" w:eastAsia="Times New Roman" w:cs="Times New Roman"/>
         </w:rPr>
-        <w:t xml:space="preserve"> CaF</w:t>
-      </w:r>
-      <w:r>
-        <w:rPr>
-          <w:rFonts w:ascii="Times New Roman" w:hAnsi="Times New Roman" w:eastAsia="Times New Roman" w:cs="Times New Roman"/>
-          <w:vertAlign w:val="subscript"/>
-        </w:rPr>
-        <w:t>2</w:t>
-      </w:r>
+        <w:t xml:space="preserve"> </w:t>
+      </w:r>
+      <m:oMath>
+        <m:r>
+          <m:t>C</m:t>
+        </m:r>
+        <m:r>
+          <m:t>a</m:t>
+        </m:r>
+        <m:sSub>
+          <m:e>
+            <m:r>
+              <m:t>F</m:t>
+            </m:r>
+          </m:e>
+          <m:sub>
+            <m:r>
+              <m:t>2</m:t>
+            </m:r>
+          </m:sub>
+        </m:sSub>
+      </m:oMath>
       <w:r>
         <w:rPr>
           <w:rFonts w:ascii="Times New Roman" w:hAnsi="Times New Roman" w:eastAsia="Times New Roman" w:cs="Times New Roman"/>
@@ -16776,15 +16944,22 @@
         <w:rPr>
           <w:rFonts w:ascii="Times New Roman" w:hAnsi="Times New Roman" w:eastAsia="Times New Roman" w:cs="Times New Roman"/>
         </w:rPr>
-        <w:t xml:space="preserve"> I</w:t>
-      </w:r>
-      <w:r>
-        <w:rPr>
-          <w:rFonts w:ascii="Times New Roman" w:hAnsi="Times New Roman" w:eastAsia="Times New Roman" w:cs="Times New Roman"/>
-          <w:vertAlign w:val="subscript"/>
-        </w:rPr>
-        <w:t>2</w:t>
-      </w:r>
+        <w:t xml:space="preserve"> </w:t>
+      </w:r>
+      <m:oMath>
+        <m:sSub>
+          <m:e>
+            <m:r>
+              <m:t>I</m:t>
+            </m:r>
+          </m:e>
+          <m:sub>
+            <m:r>
+              <m:t>2</m:t>
+            </m:r>
+          </m:sub>
+        </m:sSub>
+      </m:oMath>
       <w:r>
         <w:rPr>
           <w:rFonts w:ascii="Times New Roman" w:hAnsi="Times New Roman" w:eastAsia="Times New Roman" w:cs="Times New Roman"/>
@@ -19246,15 +19421,31 @@
         <w:rPr>
           <w:rFonts w:ascii="Times New Roman" w:hAnsi="Times New Roman" w:eastAsia="Times New Roman" w:cs="Times New Roman"/>
         </w:rPr>
-        <w:t xml:space="preserve">　b. Cl</w:t>
-      </w:r>
-      <w:r>
-        <w:rPr>
-          <w:rFonts w:ascii="Times New Roman" w:hAnsi="Times New Roman" w:eastAsia="Times New Roman" w:cs="Times New Roman"/>
-          <w:vertAlign w:val="subscript"/>
-        </w:rPr>
-        <w:t>2</w:t>
-      </w:r>
+        <w:t xml:space="preserve">　b.</w:t>
+      </w:r>
+      <w:r>
+        <w:rPr>
+          <w:rFonts w:ascii="Times New Roman" w:hAnsi="Times New Roman" w:eastAsia="Times New Roman" w:cs="Times New Roman"/>
+        </w:rPr>
+        <w:t xml:space="preserve"> </w:t>
+      </w:r>
+      <m:oMath>
+        <m:r>
+          <m:t>C</m:t>
+        </m:r>
+        <m:sSub>
+          <m:e>
+            <m:r>
+              <m:t>l</m:t>
+            </m:r>
+          </m:e>
+          <m:sub>
+            <m:r>
+              <m:t>2</m:t>
+            </m:r>
+          </m:sub>
+        </m:sSub>
+      </m:oMath>
       <w:r>
         <w:rPr>
           <w:rFonts w:ascii="Times New Roman" w:hAnsi="Times New Roman" w:eastAsia="Times New Roman" w:cs="Times New Roman"/>
@@ -20059,15 +20250,22 @@
         <w:rPr>
           <w:rFonts w:ascii="Times New Roman" w:hAnsi="Times New Roman" w:eastAsia="Times New Roman" w:cs="Times New Roman"/>
         </w:rPr>
-        <w:t xml:space="preserve"> F</w:t>
-      </w:r>
-      <w:r>
-        <w:rPr>
-          <w:rFonts w:ascii="Times New Roman" w:hAnsi="Times New Roman" w:eastAsia="Times New Roman" w:cs="Times New Roman"/>
-          <w:vertAlign w:val="subscript"/>
-        </w:rPr>
-        <w:t>2</w:t>
-      </w:r>
+        <w:t xml:space="preserve"> </w:t>
+      </w:r>
+      <m:oMath>
+        <m:sSub>
+          <m:e>
+            <m:r>
+              <m:t>F</m:t>
+            </m:r>
+          </m:e>
+          <m:sub>
+            <m:r>
+              <m:t>2</m:t>
+            </m:r>
+          </m:sub>
+        </m:sSub>
+      </m:oMath>
       <w:r>
         <w:rPr>
           <w:rFonts w:ascii="Times New Roman" w:hAnsi="Times New Roman" w:eastAsia="Times New Roman" w:cs="Times New Roman"/>
@@ -20102,15 +20300,22 @@
         <w:rPr>
           <w:rFonts w:ascii="Times New Roman" w:hAnsi="Times New Roman" w:eastAsia="Times New Roman" w:cs="Times New Roman"/>
         </w:rPr>
-        <w:t xml:space="preserve"> F</w:t>
-      </w:r>
-      <w:r>
-        <w:rPr>
-          <w:rFonts w:ascii="Times New Roman" w:hAnsi="Times New Roman" w:eastAsia="Times New Roman" w:cs="Times New Roman"/>
-          <w:vertAlign w:val="subscript"/>
-        </w:rPr>
-        <w:t>2</w:t>
-      </w:r>
+        <w:t xml:space="preserve"> </w:t>
+      </w:r>
+      <m:oMath>
+        <m:sSub>
+          <m:e>
+            <m:r>
+              <m:t>F</m:t>
+            </m:r>
+          </m:e>
+          <m:sub>
+            <m:r>
+              <m:t>2</m:t>
+            </m:r>
+          </m:sub>
+        </m:sSub>
+      </m:oMath>
       <w:r>
         <w:rPr>
           <w:rFonts w:ascii="Times New Roman" w:hAnsi="Times New Roman" w:eastAsia="Times New Roman" w:cs="Times New Roman"/>
@@ -20157,15 +20362,22 @@
         <w:rPr>
           <w:rFonts w:ascii="Times New Roman" w:hAnsi="Times New Roman" w:eastAsia="Times New Roman" w:cs="Times New Roman"/>
         </w:rPr>
-        <w:t xml:space="preserve"> F</w:t>
-      </w:r>
-      <w:r>
-        <w:rPr>
-          <w:rFonts w:ascii="Times New Roman" w:hAnsi="Times New Roman" w:eastAsia="Times New Roman" w:cs="Times New Roman"/>
-          <w:vertAlign w:val="subscript"/>
-        </w:rPr>
-        <w:t>2</w:t>
-      </w:r>
+        <w:t xml:space="preserve"> </w:t>
+      </w:r>
+      <m:oMath>
+        <m:sSub>
+          <m:e>
+            <m:r>
+              <m:t>F</m:t>
+            </m:r>
+          </m:e>
+          <m:sub>
+            <m:r>
+              <m:t>2</m:t>
+            </m:r>
+          </m:sub>
+        </m:sSub>
+      </m:oMath>
       <w:r>
         <w:rPr>
           <w:rFonts w:ascii="Times New Roman" w:hAnsi="Times New Roman" w:eastAsia="Times New Roman" w:cs="Times New Roman"/>
@@ -20242,15 +20454,25 @@
         <w:rPr>
           <w:rFonts w:ascii="Times New Roman" w:hAnsi="Times New Roman" w:eastAsia="Times New Roman" w:cs="Times New Roman"/>
         </w:rPr>
-        <w:t xml:space="preserve"> BF</w:t>
-      </w:r>
-      <w:r>
-        <w:rPr>
-          <w:rFonts w:ascii="Times New Roman" w:hAnsi="Times New Roman" w:eastAsia="Times New Roman" w:cs="Times New Roman"/>
-          <w:vertAlign w:val="subscript"/>
-        </w:rPr>
-        <w:t>3</w:t>
-      </w:r>
+        <w:t xml:space="preserve"> </w:t>
+      </w:r>
+      <m:oMath>
+        <m:r>
+          <m:t>B</m:t>
+        </m:r>
+        <m:sSub>
+          <m:e>
+            <m:r>
+              <m:t>F</m:t>
+            </m:r>
+          </m:e>
+          <m:sub>
+            <m:r>
+              <m:t>3</m:t>
+            </m:r>
+          </m:sub>
+        </m:sSub>
+      </m:oMath>
       <w:r>
         <w:rPr>
           <w:rFonts w:ascii="Times New Roman" w:hAnsi="Times New Roman" w:eastAsia="Times New Roman" w:cs="Times New Roman"/>
@@ -23726,7 +23948,7 @@
     <ns0:name ns0:val="Verbatim Char"/>
     <ns0:basedOn ns0:val="BodyTextChar"/>
     <ns0:rPr>
-      <ns0:rFonts ns0:ascii="Times New Roman" ns0:cs="Times New Roman" ns0:eastAsia="FangSong" ns0:hAnsi="Times New Roman"/>
+      <ns0:rFonts ns0:ascii="SimSun" ns0:cs="SimSun" ns0:eastAsia="SimSun" ns0:hAnsi="SimSun"/>
       <ns0:b ns0:val="0"/>
       <ns0:sz ns0:val="20"/>
     </ns0:rPr>
@@ -23780,7 +24002,7 @@
       <w:wordWrap w:val="off"/>
     </w:pPr>
     <ns0:rPr>
-      <w:rFonts ns0:ascii="Times New Roman" ns0:hAnsi="Times New Roman" ns0:eastAsia="FangSong" ns0:cs="Times New Roman"/>
+      <w:rFonts ns0:ascii="SimSun" ns0:hAnsi="SimSun" ns0:eastAsia="SimSun" ns0:cs="SimSun"/>
     </ns0:rPr>
   </w:style>
   <w:style w:type="character" w:customStyle="1" w:styleId="KeywordTok">

--- a/00-首页/题组Word/专项卷/一分册/专项卷IX-学生版.docx
+++ b/00-首页/题组Word/专项卷/一分册/专项卷IX-学生版.docx
@@ -360,6 +360,31 @@
         <w:t>。</w:t>
       </w:r>
     </w:p>
+    <w:p>
+      <w:pPr>
+        <w:spacing w:before="0" w:after="0"/>
+      </w:pPr>
+    </w:p>
+    <w:p>
+      <w:pPr>
+        <w:spacing w:before="0" w:after="0"/>
+      </w:pPr>
+    </w:p>
+    <w:p>
+      <w:pPr>
+        <w:spacing w:before="0" w:after="0"/>
+      </w:pPr>
+    </w:p>
+    <w:p>
+      <w:pPr>
+        <w:spacing w:before="0" w:after="0"/>
+      </w:pPr>
+    </w:p>
+    <w:p>
+      <w:pPr>
+        <w:spacing w:before="0" w:after="0"/>
+      </w:pPr>
+    </w:p>
     <w:bookmarkEnd w:id="10"/>
     <w:bookmarkStart w:id="11" w:name="第-2-题"/>
     <w:p>
@@ -1400,6 +1425,46 @@
         </w:rPr>
         <w:t>。</w:t>
       </w:r>
+    </w:p>
+    <w:p>
+      <w:pPr>
+        <w:spacing w:before="0" w:after="0"/>
+      </w:pPr>
+    </w:p>
+    <w:p>
+      <w:pPr>
+        <w:spacing w:before="0" w:after="0"/>
+      </w:pPr>
+    </w:p>
+    <w:p>
+      <w:pPr>
+        <w:spacing w:before="0" w:after="0"/>
+      </w:pPr>
+    </w:p>
+    <w:p>
+      <w:pPr>
+        <w:spacing w:before="0" w:after="0"/>
+      </w:pPr>
+    </w:p>
+    <w:p>
+      <w:pPr>
+        <w:spacing w:before="0" w:after="0"/>
+      </w:pPr>
+    </w:p>
+    <w:p>
+      <w:pPr>
+        <w:spacing w:before="0" w:after="0"/>
+      </w:pPr>
+    </w:p>
+    <w:p>
+      <w:pPr>
+        <w:spacing w:before="0" w:after="0"/>
+      </w:pPr>
+    </w:p>
+    <w:p>
+      <w:pPr>
+        <w:spacing w:before="0" w:after="0"/>
+      </w:pPr>
     </w:p>
     <w:bookmarkEnd w:id="11"/>
     <w:bookmarkStart w:id="12" w:name="第-3-题"/>
@@ -1682,6 +1747,21 @@
         </m:sSub>
       </m:oMath>
     </w:p>
+    <w:p>
+      <w:pPr>
+        <w:spacing w:before="0" w:after="0"/>
+      </w:pPr>
+    </w:p>
+    <w:p>
+      <w:pPr>
+        <w:spacing w:before="0" w:after="0"/>
+      </w:pPr>
+    </w:p>
+    <w:p>
+      <w:pPr>
+        <w:spacing w:before="0" w:after="0"/>
+      </w:pPr>
+    </w:p>
     <w:bookmarkEnd w:id="12"/>
     <w:bookmarkStart w:id="13" w:name="第-4-题"/>
     <w:p>
@@ -2089,6 +2169,31 @@
         </w:rPr>
         <w:t xml:space="preserve"> 54.9</w:t>
       </w:r>
+    </w:p>
+    <w:p>
+      <w:pPr>
+        <w:spacing w:before="0" w:after="0"/>
+      </w:pPr>
+    </w:p>
+    <w:p>
+      <w:pPr>
+        <w:spacing w:before="0" w:after="0"/>
+      </w:pPr>
+    </w:p>
+    <w:p>
+      <w:pPr>
+        <w:spacing w:before="0" w:after="0"/>
+      </w:pPr>
+    </w:p>
+    <w:p>
+      <w:pPr>
+        <w:spacing w:before="0" w:after="0"/>
+      </w:pPr>
+    </w:p>
+    <w:p>
+      <w:pPr>
+        <w:spacing w:before="0" w:after="0"/>
+      </w:pPr>
     </w:p>
     <w:bookmarkEnd w:id="13"/>
     <w:bookmarkStart w:id="14" w:name="第-5-题"/>
@@ -2737,6 +2842,46 @@
         <w:t>。</w:t>
       </w:r>
     </w:p>
+    <w:p>
+      <w:pPr>
+        <w:spacing w:before="0" w:after="0"/>
+      </w:pPr>
+    </w:p>
+    <w:p>
+      <w:pPr>
+        <w:spacing w:before="0" w:after="0"/>
+      </w:pPr>
+    </w:p>
+    <w:p>
+      <w:pPr>
+        <w:spacing w:before="0" w:after="0"/>
+      </w:pPr>
+    </w:p>
+    <w:p>
+      <w:pPr>
+        <w:spacing w:before="0" w:after="0"/>
+      </w:pPr>
+    </w:p>
+    <w:p>
+      <w:pPr>
+        <w:spacing w:before="0" w:after="0"/>
+      </w:pPr>
+    </w:p>
+    <w:p>
+      <w:pPr>
+        <w:spacing w:before="0" w:after="0"/>
+      </w:pPr>
+    </w:p>
+    <w:p>
+      <w:pPr>
+        <w:spacing w:before="0" w:after="0"/>
+      </w:pPr>
+    </w:p>
+    <w:p>
+      <w:pPr>
+        <w:spacing w:before="0" w:after="0"/>
+      </w:pPr>
+    </w:p>
     <w:bookmarkEnd w:id="14"/>
     <w:bookmarkStart w:id="15" w:name="第-6-题"/>
     <w:p>
@@ -4105,6 +4250,46 @@
         <w:t>？</w:t>
       </w:r>
     </w:p>
+    <w:p>
+      <w:pPr>
+        <w:spacing w:before="0" w:after="0"/>
+      </w:pPr>
+    </w:p>
+    <w:p>
+      <w:pPr>
+        <w:spacing w:before="0" w:after="0"/>
+      </w:pPr>
+    </w:p>
+    <w:p>
+      <w:pPr>
+        <w:spacing w:before="0" w:after="0"/>
+      </w:pPr>
+    </w:p>
+    <w:p>
+      <w:pPr>
+        <w:spacing w:before="0" w:after="0"/>
+      </w:pPr>
+    </w:p>
+    <w:p>
+      <w:pPr>
+        <w:spacing w:before="0" w:after="0"/>
+      </w:pPr>
+    </w:p>
+    <w:p>
+      <w:pPr>
+        <w:spacing w:before="0" w:after="0"/>
+      </w:pPr>
+    </w:p>
+    <w:p>
+      <w:pPr>
+        <w:spacing w:before="0" w:after="0"/>
+      </w:pPr>
+    </w:p>
+    <w:p>
+      <w:pPr>
+        <w:spacing w:before="0" w:after="0"/>
+      </w:pPr>
+    </w:p>
     <w:bookmarkEnd w:id="15"/>
     <w:bookmarkStart w:id="16" w:name="第-7-题"/>
     <w:p>
@@ -5029,6 +5214,46 @@
         <w:t>）</w:t>
       </w:r>
     </w:p>
+    <w:p>
+      <w:pPr>
+        <w:spacing w:before="0" w:after="0"/>
+      </w:pPr>
+    </w:p>
+    <w:p>
+      <w:pPr>
+        <w:spacing w:before="0" w:after="0"/>
+      </w:pPr>
+    </w:p>
+    <w:p>
+      <w:pPr>
+        <w:spacing w:before="0" w:after="0"/>
+      </w:pPr>
+    </w:p>
+    <w:p>
+      <w:pPr>
+        <w:spacing w:before="0" w:after="0"/>
+      </w:pPr>
+    </w:p>
+    <w:p>
+      <w:pPr>
+        <w:spacing w:before="0" w:after="0"/>
+      </w:pPr>
+    </w:p>
+    <w:p>
+      <w:pPr>
+        <w:spacing w:before="0" w:after="0"/>
+      </w:pPr>
+    </w:p>
+    <w:p>
+      <w:pPr>
+        <w:spacing w:before="0" w:after="0"/>
+      </w:pPr>
+    </w:p>
+    <w:p>
+      <w:pPr>
+        <w:spacing w:before="0" w:after="0"/>
+      </w:pPr>
+    </w:p>
     <w:bookmarkEnd w:id="17"/>
     <w:bookmarkStart w:id="18" w:name="第-8-题"/>
     <w:p>
@@ -5344,6 +5569,31 @@
         <w:t>。</w:t>
       </w:r>
     </w:p>
+    <w:p>
+      <w:pPr>
+        <w:spacing w:before="0" w:after="0"/>
+      </w:pPr>
+    </w:p>
+    <w:p>
+      <w:pPr>
+        <w:spacing w:before="0" w:after="0"/>
+      </w:pPr>
+    </w:p>
+    <w:p>
+      <w:pPr>
+        <w:spacing w:before="0" w:after="0"/>
+      </w:pPr>
+    </w:p>
+    <w:p>
+      <w:pPr>
+        <w:spacing w:before="0" w:after="0"/>
+      </w:pPr>
+    </w:p>
+    <w:p>
+      <w:pPr>
+        <w:spacing w:before="0" w:after="0"/>
+      </w:pPr>
+    </w:p>
     <w:bookmarkEnd w:id="18"/>
     <w:bookmarkStart w:id="22" w:name="第-9-题"/>
     <w:p>
@@ -5690,7 +5940,7 @@
         </w:rPr>
         <w:drawing>
           <wp:inline>
-            <wp:extent cx="3240000" cy="2742260"/>
+            <wp:extent cx="3240000" cy="2629565"/>
             <wp:effectExtent b="0" l="0" r="0" t="0"/>
             <wp:docPr descr="" title="" id="20" name="Picture"/>
             <a:graphic>
@@ -5711,7 +5961,7 @@
                   <pic:spPr bwMode="auto">
                     <a:xfrm>
                       <a:off x="0" y="0"/>
-                      <a:ext cx="3240000" cy="2742260"/>
+                      <a:ext cx="3240000" cy="2629565"/>
                     </a:xfrm>
                     <a:prstGeom prst="rect">
                       <a:avLst/>
@@ -5730,6 +5980,31 @@
         </w:drawing>
       </w:r>
     </w:p>
+    <w:p>
+      <w:pPr>
+        <w:spacing w:before="0" w:after="0"/>
+      </w:pPr>
+    </w:p>
+    <w:p>
+      <w:pPr>
+        <w:spacing w:before="0" w:after="0"/>
+      </w:pPr>
+    </w:p>
+    <w:p>
+      <w:pPr>
+        <w:spacing w:before="0" w:after="0"/>
+      </w:pPr>
+    </w:p>
+    <w:p>
+      <w:pPr>
+        <w:spacing w:before="0" w:after="0"/>
+      </w:pPr>
+    </w:p>
+    <w:p>
+      <w:pPr>
+        <w:spacing w:before="0" w:after="0"/>
+      </w:pPr>
+    </w:p>
     <w:bookmarkEnd w:id="22"/>
     <w:bookmarkStart w:id="23" w:name="第-10-题"/>
     <w:p>
@@ -6874,6 +7149,46 @@
         <w:t xml:space="preserve">_。</w:t>
       </w:r>
     </w:p>
+    <w:p>
+      <w:pPr>
+        <w:spacing w:before="0" w:after="0"/>
+      </w:pPr>
+    </w:p>
+    <w:p>
+      <w:pPr>
+        <w:spacing w:before="0" w:after="0"/>
+      </w:pPr>
+    </w:p>
+    <w:p>
+      <w:pPr>
+        <w:spacing w:before="0" w:after="0"/>
+      </w:pPr>
+    </w:p>
+    <w:p>
+      <w:pPr>
+        <w:spacing w:before="0" w:after="0"/>
+      </w:pPr>
+    </w:p>
+    <w:p>
+      <w:pPr>
+        <w:spacing w:before="0" w:after="0"/>
+      </w:pPr>
+    </w:p>
+    <w:p>
+      <w:pPr>
+        <w:spacing w:before="0" w:after="0"/>
+      </w:pPr>
+    </w:p>
+    <w:p>
+      <w:pPr>
+        <w:spacing w:before="0" w:after="0"/>
+      </w:pPr>
+    </w:p>
+    <w:p>
+      <w:pPr>
+        <w:spacing w:before="0" w:after="0"/>
+      </w:pPr>
+    </w:p>
     <w:bookmarkEnd w:id="23"/>
     <w:bookmarkStart w:id="30" w:name="第-11-题"/>
     <w:p>
@@ -7001,7 +7316,7 @@
         </w:rPr>
         <w:drawing>
           <wp:inline>
-            <wp:extent cx="3240000" cy="3014091"/>
+            <wp:extent cx="3240000" cy="3013676"/>
             <wp:effectExtent b="0" l="0" r="0" t="0"/>
             <wp:docPr descr="" title="" id="25" name="Picture"/>
             <a:graphic>
@@ -7022,7 +7337,7 @@
                   <pic:spPr bwMode="auto">
                     <a:xfrm>
                       <a:off x="0" y="0"/>
-                      <a:ext cx="3240000" cy="3014091"/>
+                      <a:ext cx="3240000" cy="3013676"/>
                     </a:xfrm>
                     <a:prstGeom prst="rect">
                       <a:avLst/>
@@ -7509,7 +7824,7 @@
         </w:rPr>
         <w:drawing>
           <wp:inline>
-            <wp:extent cx="2476500" cy="3644900"/>
+            <wp:extent cx="2476500" cy="3623511"/>
             <wp:effectExtent b="0" l="0" r="0" t="0"/>
             <wp:docPr descr="" title="" id="28" name="Picture"/>
             <a:graphic>
@@ -7530,7 +7845,7 @@
                   <pic:spPr bwMode="auto">
                     <a:xfrm>
                       <a:off x="0" y="0"/>
-                      <a:ext cx="2476500" cy="3644900"/>
+                      <a:ext cx="2476500" cy="3623511"/>
                     </a:xfrm>
                     <a:prstGeom prst="rect">
                       <a:avLst/>
@@ -7549,6 +7864,46 @@
         </w:drawing>
       </w:r>
     </w:p>
+    <w:p>
+      <w:pPr>
+        <w:spacing w:before="0" w:after="0"/>
+      </w:pPr>
+    </w:p>
+    <w:p>
+      <w:pPr>
+        <w:spacing w:before="0" w:after="0"/>
+      </w:pPr>
+    </w:p>
+    <w:p>
+      <w:pPr>
+        <w:spacing w:before="0" w:after="0"/>
+      </w:pPr>
+    </w:p>
+    <w:p>
+      <w:pPr>
+        <w:spacing w:before="0" w:after="0"/>
+      </w:pPr>
+    </w:p>
+    <w:p>
+      <w:pPr>
+        <w:spacing w:before="0" w:after="0"/>
+      </w:pPr>
+    </w:p>
+    <w:p>
+      <w:pPr>
+        <w:spacing w:before="0" w:after="0"/>
+      </w:pPr>
+    </w:p>
+    <w:p>
+      <w:pPr>
+        <w:spacing w:before="0" w:after="0"/>
+      </w:pPr>
+    </w:p>
+    <w:p>
+      <w:pPr>
+        <w:spacing w:before="0" w:after="0"/>
+      </w:pPr>
+    </w:p>
     <w:bookmarkEnd w:id="30"/>
     <w:bookmarkStart w:id="31" w:name="第-12-题"/>
     <w:p>
@@ -8228,6 +8583,46 @@
         <w:t>)。</w:t>
       </w:r>
     </w:p>
+    <w:p>
+      <w:pPr>
+        <w:spacing w:before="0" w:after="0"/>
+      </w:pPr>
+    </w:p>
+    <w:p>
+      <w:pPr>
+        <w:spacing w:before="0" w:after="0"/>
+      </w:pPr>
+    </w:p>
+    <w:p>
+      <w:pPr>
+        <w:spacing w:before="0" w:after="0"/>
+      </w:pPr>
+    </w:p>
+    <w:p>
+      <w:pPr>
+        <w:spacing w:before="0" w:after="0"/>
+      </w:pPr>
+    </w:p>
+    <w:p>
+      <w:pPr>
+        <w:spacing w:before="0" w:after="0"/>
+      </w:pPr>
+    </w:p>
+    <w:p>
+      <w:pPr>
+        <w:spacing w:before="0" w:after="0"/>
+      </w:pPr>
+    </w:p>
+    <w:p>
+      <w:pPr>
+        <w:spacing w:before="0" w:after="0"/>
+      </w:pPr>
+    </w:p>
+    <w:p>
+      <w:pPr>
+        <w:spacing w:before="0" w:after="0"/>
+      </w:pPr>
+    </w:p>
     <w:bookmarkEnd w:id="31"/>
     <w:bookmarkStart w:id="35" w:name="第-13-题"/>
     <w:p>
@@ -9407,7 +9802,7 @@
         </w:rPr>
         <w:drawing>
           <wp:inline>
-            <wp:extent cx="3600000" cy="1412925"/>
+            <wp:extent cx="3599998" cy="1412925"/>
             <wp:effectExtent b="0" l="0" r="0" t="0"/>
             <wp:docPr descr="" title="" id="33" name="Picture"/>
             <a:graphic>
@@ -9428,7 +9823,7 @@
                   <pic:spPr bwMode="auto">
                     <a:xfrm>
                       <a:off x="0" y="0"/>
-                      <a:ext cx="3600000" cy="1412925"/>
+                      <a:ext cx="3599998" cy="1412925"/>
                     </a:xfrm>
                     <a:prstGeom prst="rect">
                       <a:avLst/>
@@ -9447,169 +9842,6 @@
         </w:drawing>
       </w:r>
     </w:p>
-    <w:p>
-      <w:pPr>
-        <w:pStyle w:val="BlockText"/>
-      </w:pPr>
-      <w:r>
-        <w:rPr>
-          <w:rFonts w:hint="eastAsia" w:ascii="Times New Roman" w:hAnsi="Times New Roman" w:eastAsia="FangSong" w:cs="Times New Roman"/>
-          <w:b/>
-          <w:bCs/>
-        </w:rPr>
-        <w:t xml:space="preserve">校勘注</w:t>
-      </w:r>
-      <w:r>
-        <w:rPr>
-          <w:rFonts w:hint="eastAsia" w:ascii="Times New Roman" w:hAnsi="Times New Roman" w:eastAsia="Times New Roman" w:cs="Times New Roman"/>
-        </w:rPr>
-        <w:t>：</w:t>
-      </w:r>
-      <w:r>
-        <w:rPr>
-          <w:rFonts w:hint="eastAsia" w:ascii="Times New Roman" w:hAnsi="Times New Roman" w:eastAsia="FangSong" w:cs="Times New Roman"/>
-        </w:rPr>
-        <w:t>原书</w:t>
-      </w:r>
-      <w:r>
-        <w:rPr>
-          <w:rFonts w:hint="eastAsia" w:ascii="Times New Roman" w:hAnsi="Times New Roman" w:eastAsia="Times New Roman" w:cs="Times New Roman"/>
-        </w:rPr>
-        <w:t>①”</w:t>
-      </w:r>
-      <w:r>
-        <w:rPr>
-          <w:rFonts w:hint="eastAsia" w:ascii="Times New Roman" w:hAnsi="Times New Roman" w:eastAsia="FangSong" w:cs="Times New Roman"/>
-        </w:rPr>
-        <w:t>如左下图</w:t>
-      </w:r>
-      <w:r>
-        <w:rPr>
-          <w:rFonts w:hint="eastAsia" w:ascii="Times New Roman" w:hAnsi="Times New Roman" w:eastAsia="Times New Roman" w:cs="Times New Roman"/>
-        </w:rPr>
-        <w:t>”、②”</w:t>
-      </w:r>
-      <w:r>
-        <w:rPr>
-          <w:rFonts w:hint="eastAsia" w:ascii="Times New Roman" w:hAnsi="Times New Roman" w:eastAsia="FangSong" w:cs="Times New Roman"/>
-        </w:rPr>
-        <w:t>如右上图</w:t>
-      </w:r>
-      <w:r>
-        <w:rPr>
-          <w:rFonts w:hint="eastAsia" w:ascii="Times New Roman" w:hAnsi="Times New Roman" w:eastAsia="Times New Roman" w:cs="Times New Roman"/>
-        </w:rPr>
-        <w:t>”</w:t>
-      </w:r>
-      <w:r>
-        <w:rPr>
-          <w:rFonts w:hint="eastAsia" w:ascii="Times New Roman" w:hAnsi="Times New Roman" w:eastAsia="FangSong" w:cs="Times New Roman"/>
-        </w:rPr>
-        <w:t>两张图在</w:t>
-      </w:r>
-      <w:r>
-        <w:rPr>
-          <w:rFonts w:ascii="Times New Roman" w:hAnsi="Times New Roman" w:eastAsia="Times New Roman" w:cs="Times New Roman"/>
-        </w:rPr>
-        <w:t xml:space="preserve"> OCR </w:t>
-      </w:r>
-      <w:r>
-        <w:rPr>
-          <w:rFonts w:hint="eastAsia" w:ascii="Times New Roman" w:hAnsi="Times New Roman" w:eastAsia="FangSong" w:cs="Times New Roman"/>
-        </w:rPr>
-        <w:t>中并为一张双联图</w:t>
-      </w:r>
-      <w:r>
-        <w:rPr>
-          <w:rFonts w:hint="eastAsia" w:ascii="Times New Roman" w:hAnsi="Times New Roman" w:eastAsia="Times New Roman" w:cs="Times New Roman"/>
-        </w:rPr>
-        <w:t>（</w:t>
-      </w:r>
-      <w:r>
-        <w:rPr>
-          <w:rFonts w:hint="eastAsia" w:ascii="Times New Roman" w:hAnsi="Times New Roman" w:eastAsia="FangSong" w:cs="Times New Roman"/>
-        </w:rPr>
-        <w:t>左</w:t>
-      </w:r>
-      <w:r>
-        <w:rPr>
-          <w:rFonts w:hint="eastAsia" w:ascii="Times New Roman" w:hAnsi="Times New Roman" w:eastAsia="Times New Roman" w:cs="Times New Roman"/>
-        </w:rPr>
-        <w:t>=</w:t>
-      </w:r>
-      <w:r>
-        <w:rPr>
-          <w:rFonts w:hint="eastAsia" w:ascii="Times New Roman" w:hAnsi="Times New Roman" w:eastAsia="FangSong" w:cs="Times New Roman"/>
-        </w:rPr>
-        <w:t>重冰立方晶胞</w:t>
-      </w:r>
-      <w:r>
-        <w:rPr>
-          <w:rFonts w:hint="eastAsia" w:ascii="Times New Roman" w:hAnsi="Times New Roman" w:eastAsia="Times New Roman" w:cs="Times New Roman"/>
-        </w:rPr>
-        <w:t>、</w:t>
-      </w:r>
-      <w:r>
-        <w:rPr>
-          <w:rFonts w:hint="eastAsia" w:ascii="Times New Roman" w:hAnsi="Times New Roman" w:eastAsia="FangSong" w:cs="Times New Roman"/>
-        </w:rPr>
-        <w:t>右</w:t>
-      </w:r>
-      <w:r>
-        <w:rPr>
-          <w:rFonts w:hint="eastAsia" w:ascii="Times New Roman" w:hAnsi="Times New Roman" w:eastAsia="Times New Roman" w:cs="Times New Roman"/>
-        </w:rPr>
-        <w:t>=</w:t>
-      </w:r>
-      <w:r>
-        <w:rPr>
-          <w:rFonts w:hint="eastAsia" w:ascii="Times New Roman" w:hAnsi="Times New Roman" w:eastAsia="FangSong" w:cs="Times New Roman"/>
-        </w:rPr>
-        <w:t>普通冰六方晶胞</w:t>
-      </w:r>
-      <w:r>
-        <w:rPr>
-          <w:rFonts w:ascii="Times New Roman" w:hAnsi="Times New Roman" w:eastAsia="Times New Roman" w:cs="Times New Roman"/>
-        </w:rPr>
-        <w:t xml:space="preserve"> a/c/γ </w:t>
-      </w:r>
-      <w:r>
-        <w:rPr>
-          <w:rFonts w:hint="eastAsia" w:ascii="Times New Roman" w:hAnsi="Times New Roman" w:eastAsia="FangSong" w:cs="Times New Roman"/>
-        </w:rPr>
-        <w:t>标注</w:t>
-      </w:r>
-      <w:r>
-        <w:rPr>
-          <w:rFonts w:hint="eastAsia" w:ascii="Times New Roman" w:hAnsi="Times New Roman" w:eastAsia="Times New Roman" w:cs="Times New Roman"/>
-        </w:rPr>
-        <w:t>），</w:t>
-      </w:r>
-      <w:r>
-        <w:rPr>
-          <w:rFonts w:hint="eastAsia" w:ascii="Times New Roman" w:hAnsi="Times New Roman" w:eastAsia="FangSong" w:cs="Times New Roman"/>
-        </w:rPr>
-        <w:t>视觉核验后合并入本题末尾</w:t>
-      </w:r>
-      <w:r>
-        <w:rPr>
-          <w:rFonts w:hint="eastAsia" w:ascii="Times New Roman" w:hAnsi="Times New Roman" w:eastAsia="Times New Roman" w:cs="Times New Roman"/>
-        </w:rPr>
-        <w:t>，</w:t>
-      </w:r>
-      <w:r>
-        <w:rPr>
-          <w:rFonts w:hint="eastAsia" w:ascii="Times New Roman" w:hAnsi="Times New Roman" w:eastAsia="FangSong" w:cs="Times New Roman"/>
-        </w:rPr>
-        <w:t>两问共用</w:t>
-      </w:r>
-      <w:r>
-        <w:rPr>
-          <w:rFonts w:hint="eastAsia" w:ascii="Times New Roman" w:hAnsi="Times New Roman" w:eastAsia="Times New Roman" w:cs="Times New Roman"/>
-        </w:rPr>
-        <w:t>。</w:t>
-      </w:r>
-    </w:p>
     <w:bookmarkEnd w:id="35"/>
     <w:bookmarkStart w:id="36" w:name="元素与分析12-题"/>
     <w:p>
@@ -9647,6 +9879,46 @@
         </w:rPr>
         <w:t>）</w:t>
       </w:r>
+    </w:p>
+    <w:p>
+      <w:pPr>
+        <w:spacing w:before="0" w:after="0"/>
+      </w:pPr>
+    </w:p>
+    <w:p>
+      <w:pPr>
+        <w:spacing w:before="0" w:after="0"/>
+      </w:pPr>
+    </w:p>
+    <w:p>
+      <w:pPr>
+        <w:spacing w:before="0" w:after="0"/>
+      </w:pPr>
+    </w:p>
+    <w:p>
+      <w:pPr>
+        <w:spacing w:before="0" w:after="0"/>
+      </w:pPr>
+    </w:p>
+    <w:p>
+      <w:pPr>
+        <w:spacing w:before="0" w:after="0"/>
+      </w:pPr>
+    </w:p>
+    <w:p>
+      <w:pPr>
+        <w:spacing w:before="0" w:after="0"/>
+      </w:pPr>
+    </w:p>
+    <w:p>
+      <w:pPr>
+        <w:spacing w:before="0" w:after="0"/>
+      </w:pPr>
+    </w:p>
+    <w:p>
+      <w:pPr>
+        <w:spacing w:before="0" w:after="0"/>
+      </w:pPr>
     </w:p>
     <w:bookmarkEnd w:id="36"/>
     <w:bookmarkStart w:id="37" w:name="第-14-题"/>
@@ -10163,6 +10435,21 @@
         <w:t>。</w:t>
       </w:r>
     </w:p>
+    <w:p>
+      <w:pPr>
+        <w:spacing w:before="0" w:after="0"/>
+      </w:pPr>
+    </w:p>
+    <w:p>
+      <w:pPr>
+        <w:spacing w:before="0" w:after="0"/>
+      </w:pPr>
+    </w:p>
+    <w:p>
+      <w:pPr>
+        <w:spacing w:before="0" w:after="0"/>
+      </w:pPr>
+    </w:p>
     <w:bookmarkEnd w:id="37"/>
     <w:bookmarkStart w:id="38" w:name="第-15-题"/>
     <w:p>
@@ -10689,6 +10976,46 @@
         <w:t xml:space="preserve"> ____。</w:t>
       </w:r>
     </w:p>
+    <w:p>
+      <w:pPr>
+        <w:spacing w:before="0" w:after="0"/>
+      </w:pPr>
+    </w:p>
+    <w:p>
+      <w:pPr>
+        <w:spacing w:before="0" w:after="0"/>
+      </w:pPr>
+    </w:p>
+    <w:p>
+      <w:pPr>
+        <w:spacing w:before="0" w:after="0"/>
+      </w:pPr>
+    </w:p>
+    <w:p>
+      <w:pPr>
+        <w:spacing w:before="0" w:after="0"/>
+      </w:pPr>
+    </w:p>
+    <w:p>
+      <w:pPr>
+        <w:spacing w:before="0" w:after="0"/>
+      </w:pPr>
+    </w:p>
+    <w:p>
+      <w:pPr>
+        <w:spacing w:before="0" w:after="0"/>
+      </w:pPr>
+    </w:p>
+    <w:p>
+      <w:pPr>
+        <w:spacing w:before="0" w:after="0"/>
+      </w:pPr>
+    </w:p>
+    <w:p>
+      <w:pPr>
+        <w:spacing w:before="0" w:after="0"/>
+      </w:pPr>
+    </w:p>
     <w:bookmarkEnd w:id="38"/>
     <w:bookmarkStart w:id="39" w:name="第-16-题"/>
     <w:p>
@@ -11035,6 +11362,46 @@
         </w:rPr>
         <w:t xml:space="preserve"> ____、____。</w:t>
       </w:r>
+    </w:p>
+    <w:p>
+      <w:pPr>
+        <w:spacing w:before="0" w:after="0"/>
+      </w:pPr>
+    </w:p>
+    <w:p>
+      <w:pPr>
+        <w:spacing w:before="0" w:after="0"/>
+      </w:pPr>
+    </w:p>
+    <w:p>
+      <w:pPr>
+        <w:spacing w:before="0" w:after="0"/>
+      </w:pPr>
+    </w:p>
+    <w:p>
+      <w:pPr>
+        <w:spacing w:before="0" w:after="0"/>
+      </w:pPr>
+    </w:p>
+    <w:p>
+      <w:pPr>
+        <w:spacing w:before="0" w:after="0"/>
+      </w:pPr>
+    </w:p>
+    <w:p>
+      <w:pPr>
+        <w:spacing w:before="0" w:after="0"/>
+      </w:pPr>
+    </w:p>
+    <w:p>
+      <w:pPr>
+        <w:spacing w:before="0" w:after="0"/>
+      </w:pPr>
+    </w:p>
+    <w:p>
+      <w:pPr>
+        <w:spacing w:before="0" w:after="0"/>
+      </w:pPr>
     </w:p>
     <w:bookmarkEnd w:id="39"/>
     <w:bookmarkStart w:id="40" w:name="第-17-题"/>
@@ -11857,6 +12224,46 @@
         <w:t>?</w:t>
       </w:r>
     </w:p>
+    <w:p>
+      <w:pPr>
+        <w:spacing w:before="0" w:after="0"/>
+      </w:pPr>
+    </w:p>
+    <w:p>
+      <w:pPr>
+        <w:spacing w:before="0" w:after="0"/>
+      </w:pPr>
+    </w:p>
+    <w:p>
+      <w:pPr>
+        <w:spacing w:before="0" w:after="0"/>
+      </w:pPr>
+    </w:p>
+    <w:p>
+      <w:pPr>
+        <w:spacing w:before="0" w:after="0"/>
+      </w:pPr>
+    </w:p>
+    <w:p>
+      <w:pPr>
+        <w:spacing w:before="0" w:after="0"/>
+      </w:pPr>
+    </w:p>
+    <w:p>
+      <w:pPr>
+        <w:spacing w:before="0" w:after="0"/>
+      </w:pPr>
+    </w:p>
+    <w:p>
+      <w:pPr>
+        <w:spacing w:before="0" w:after="0"/>
+      </w:pPr>
+    </w:p>
+    <w:p>
+      <w:pPr>
+        <w:spacing w:before="0" w:after="0"/>
+      </w:pPr>
+    </w:p>
     <w:bookmarkEnd w:id="40"/>
     <w:bookmarkStart w:id="41" w:name="第-18-题"/>
     <w:p>
@@ -12724,6 +13131,16 @@
         <w:t xml:space="preserve">的物质的量相等</w:t>
       </w:r>
     </w:p>
+    <w:p>
+      <w:pPr>
+        <w:spacing w:before="0" w:after="0"/>
+      </w:pPr>
+    </w:p>
+    <w:p>
+      <w:pPr>
+        <w:spacing w:before="0" w:after="0"/>
+      </w:pPr>
+    </w:p>
     <w:bookmarkEnd w:id="41"/>
     <w:bookmarkStart w:id="42" w:name="第-19-题"/>
     <w:p>
@@ -13036,6 +13453,46 @@
         </w:rPr>
         <w:t>。</w:t>
       </w:r>
+    </w:p>
+    <w:p>
+      <w:pPr>
+        <w:spacing w:before="0" w:after="0"/>
+      </w:pPr>
+    </w:p>
+    <w:p>
+      <w:pPr>
+        <w:spacing w:before="0" w:after="0"/>
+      </w:pPr>
+    </w:p>
+    <w:p>
+      <w:pPr>
+        <w:spacing w:before="0" w:after="0"/>
+      </w:pPr>
+    </w:p>
+    <w:p>
+      <w:pPr>
+        <w:spacing w:before="0" w:after="0"/>
+      </w:pPr>
+    </w:p>
+    <w:p>
+      <w:pPr>
+        <w:spacing w:before="0" w:after="0"/>
+      </w:pPr>
+    </w:p>
+    <w:p>
+      <w:pPr>
+        <w:spacing w:before="0" w:after="0"/>
+      </w:pPr>
+    </w:p>
+    <w:p>
+      <w:pPr>
+        <w:spacing w:before="0" w:after="0"/>
+      </w:pPr>
+    </w:p>
+    <w:p>
+      <w:pPr>
+        <w:spacing w:before="0" w:after="0"/>
+      </w:pPr>
     </w:p>
     <w:bookmarkEnd w:id="42"/>
     <w:bookmarkStart w:id="43" w:name="第-20-题"/>
@@ -14217,274 +14674,43 @@
     </w:p>
     <w:p>
       <w:pPr>
-        <w:pStyle w:val="BlockText"/>
-      </w:pPr>
-      <w:r>
-        <w:rPr>
-          <w:rFonts w:hint="eastAsia" w:ascii="Times New Roman" w:hAnsi="Times New Roman" w:eastAsia="FangSong" w:cs="Times New Roman"/>
-          <w:b/>
-          <w:bCs/>
-        </w:rPr>
-        <w:t xml:space="preserve">校勘注</w:t>
-      </w:r>
-      <w:r>
-        <w:rPr>
-          <w:rFonts w:hint="eastAsia" w:ascii="Times New Roman" w:hAnsi="Times New Roman" w:eastAsia="Times New Roman" w:cs="Times New Roman"/>
-        </w:rPr>
-        <w:t xml:space="preserve">：①OCR</w:t>
-      </w:r>
-      <w:r>
-        <w:rPr>
-          <w:rFonts w:ascii="Times New Roman" w:hAnsi="Times New Roman" w:eastAsia="Times New Roman" w:cs="Times New Roman"/>
-        </w:rPr>
-        <w:t xml:space="preserve"> </w:t>
-      </w:r>
-      <w:r>
-        <w:rPr>
-          <w:rFonts w:hint="eastAsia" w:ascii="Times New Roman" w:hAnsi="Times New Roman" w:eastAsia="FangSong" w:cs="Times New Roman"/>
-        </w:rPr>
-        <w:t>原文人名作</w:t>
-      </w:r>
-      <w:r>
-        <w:rPr>
-          <w:rFonts w:hint="eastAsia" w:ascii="Times New Roman" w:hAnsi="Times New Roman" w:eastAsia="Times New Roman" w:cs="Times New Roman"/>
-        </w:rPr>
-        <w:t>「G.</w:t>
-      </w:r>
-      <w:r>
-        <w:rPr>
-          <w:rFonts w:ascii="Times New Roman" w:hAnsi="Times New Roman" w:eastAsia="Times New Roman" w:cs="Times New Roman"/>
-        </w:rPr>
-        <w:t xml:space="preserve"> A. D </w:t>
-      </w:r>
-      <w:r>
-        <w:rPr>
-          <w:rFonts w:hint="eastAsia" w:ascii="Times New Roman" w:hAnsi="Times New Roman" w:eastAsia="Times New Roman" w:cs="Times New Roman"/>
-        </w:rPr>
-        <w:t>lah」</w:t>
-      </w:r>
-      <w:r>
-        <w:rPr>
-          <w:rFonts w:hint="eastAsia" w:ascii="Times New Roman" w:hAnsi="Times New Roman" w:eastAsia="FangSong" w:cs="Times New Roman"/>
-        </w:rPr>
-        <w:t>丢字符</w:t>
-      </w:r>
-      <w:r>
-        <w:rPr>
-          <w:rFonts w:hint="eastAsia" w:ascii="Times New Roman" w:hAnsi="Times New Roman" w:eastAsia="Times New Roman" w:cs="Times New Roman"/>
-        </w:rPr>
-        <w:t>，</w:t>
-      </w:r>
-      <w:r>
-        <w:rPr>
-          <w:rFonts w:hint="eastAsia" w:ascii="Times New Roman" w:hAnsi="Times New Roman" w:eastAsia="FangSong" w:cs="Times New Roman"/>
-        </w:rPr>
-        <w:t>据化学史实径改</w:t>
-      </w:r>
-      <w:r>
-        <w:rPr>
-          <w:rFonts w:ascii="Times New Roman" w:hAnsi="Times New Roman" w:eastAsia="Times New Roman" w:cs="Times New Roman"/>
-        </w:rPr>
-        <w:t xml:space="preserve"> G. A. </w:t>
-      </w:r>
-      <w:r>
-        <w:rPr>
-          <w:rFonts w:hint="eastAsia" w:ascii="Times New Roman" w:hAnsi="Times New Roman" w:eastAsia="Times New Roman" w:cs="Times New Roman"/>
-        </w:rPr>
-        <w:t xml:space="preserve">Olah（1994</w:t>
-      </w:r>
-      <w:r>
-        <w:rPr>
-          <w:rFonts w:ascii="Times New Roman" w:hAnsi="Times New Roman" w:eastAsia="Times New Roman" w:cs="Times New Roman"/>
-        </w:rPr>
-        <w:t xml:space="preserve"> </w:t>
-      </w:r>
-      <w:r>
-        <w:rPr>
-          <w:rFonts w:hint="eastAsia" w:ascii="Times New Roman" w:hAnsi="Times New Roman" w:eastAsia="FangSong" w:cs="Times New Roman"/>
-        </w:rPr>
-        <w:t>年诺贝尔化学奖得主</w:t>
-      </w:r>
-      <w:r>
-        <w:rPr>
-          <w:rFonts w:hint="eastAsia" w:ascii="Times New Roman" w:hAnsi="Times New Roman" w:eastAsia="Times New Roman" w:cs="Times New Roman"/>
-        </w:rPr>
-        <w:t>，</w:t>
-      </w:r>
-      <w:r>
-        <w:rPr>
-          <w:rFonts w:hint="eastAsia" w:ascii="Times New Roman" w:hAnsi="Times New Roman" w:eastAsia="FangSong" w:cs="Times New Roman"/>
-        </w:rPr>
-        <w:t>超强酸化学</w:t>
-      </w:r>
-      <w:r>
-        <w:rPr>
-          <w:rFonts w:hint="eastAsia" w:ascii="Times New Roman" w:hAnsi="Times New Roman" w:eastAsia="Times New Roman" w:cs="Times New Roman"/>
-        </w:rPr>
-        <w:t>）；②(4)</w:t>
-      </w:r>
-      <w:r>
-        <w:rPr>
-          <w:rFonts w:ascii="Times New Roman" w:hAnsi="Times New Roman" w:eastAsia="Times New Roman" w:cs="Times New Roman"/>
-        </w:rPr>
-        <w:t xml:space="preserve"> </w:t>
-      </w:r>
-      <w:r>
-        <w:rPr>
-          <w:rFonts w:hint="eastAsia" w:ascii="Times New Roman" w:hAnsi="Times New Roman" w:eastAsia="FangSong" w:cs="Times New Roman"/>
-        </w:rPr>
-        <w:t>题面</w:t>
-      </w:r>
-      <w:r>
-        <w:rPr>
-          <w:rFonts w:hint="eastAsia" w:ascii="Times New Roman" w:hAnsi="Times New Roman" w:eastAsia="Times New Roman" w:cs="Times New Roman"/>
-        </w:rPr>
-        <w:t>「</w:t>
-      </w:r>
-      <m:oMath>
-        <m:oMathPr>
-          <m:ctrlPr>
-            <w:rPr>
-              <w:sz w:val="28"/>
-              <w:szCs w:val="28"/>
-            </w:rPr>
-          </m:ctrlPr>
-        </m:oMathPr>
-        <m:r>
-          <m:rPr>
-            <m:sty m:val="p"/>
-          </m:rPr>
-          <m:t>(</m:t>
-        </m:r>
-        <m:sSub>
-          <m:e>
-            <m:r>
-              <m:rPr>
-                <m:sty m:val="p"/>
-              </m:rPr>
-              <m:t>C</m:t>
-            </m:r>
-            <m:r>
-              <m:rPr>
-                <m:sty m:val="p"/>
-              </m:rPr>
-              <m:t>H</m:t>
-            </m:r>
-          </m:e>
-          <m:sub>
-            <m:r>
-              <m:t>3</m:t>
-            </m:r>
-          </m:sub>
-        </m:sSub>
-        <m:sSub>
-          <m:e>
-            <m:r>
-              <m:rPr>
-                <m:sty m:val="p"/>
-              </m:rPr>
-              <m:t>)</m:t>
-            </m:r>
-          </m:e>
-          <m:sub>
-            <m:r>
-              <m:t>3</m:t>
-            </m:r>
-          </m:sub>
-        </m:sSub>
-        <m:r>
-          <m:rPr>
-            <m:sty m:val="p"/>
-          </m:rPr>
-          <m:t>C</m:t>
-        </m:r>
-        <m:r>
-          <m:rPr>
-            <m:sty m:val="p"/>
-          </m:rPr>
-          <m:t>O</m:t>
-        </m:r>
-        <m:r>
-          <m:rPr>
-            <m:sty m:val="p"/>
-          </m:rPr>
-          <m:t>H</m:t>
-        </m:r>
-        <m:r>
-          <m:rPr>
-            <m:sty m:val="p"/>
-          </m:rPr>
-          <m:t>)</m:t>
-        </m:r>
-      </m:oMath>
-      <w:r>
-        <w:rPr>
-          <w:rFonts w:hint="eastAsia" w:ascii="Times New Roman" w:hAnsi="Times New Roman" w:eastAsia="Times New Roman" w:cs="Times New Roman"/>
-        </w:rPr>
-        <w:t>」</w:t>
-      </w:r>
-      <w:r>
-        <w:rPr>
-          <w:rFonts w:hint="eastAsia" w:ascii="Times New Roman" w:hAnsi="Times New Roman" w:eastAsia="FangSong" w:cs="Times New Roman"/>
-        </w:rPr>
-        <w:t>多余右括号</w:t>
-      </w:r>
-      <w:r>
-        <w:rPr>
-          <w:rFonts w:hint="eastAsia" w:ascii="Times New Roman" w:hAnsi="Times New Roman" w:eastAsia="Times New Roman" w:cs="Times New Roman"/>
-        </w:rPr>
-        <w:t>，</w:t>
-      </w:r>
-      <w:r>
-        <w:rPr>
-          <w:rFonts w:hint="eastAsia" w:ascii="Times New Roman" w:hAnsi="Times New Roman" w:eastAsia="FangSong" w:cs="Times New Roman"/>
-        </w:rPr>
-        <w:t>排版修正</w:t>
-      </w:r>
-      <w:r>
-        <w:rPr>
-          <w:rFonts w:hint="eastAsia" w:ascii="Times New Roman" w:hAnsi="Times New Roman" w:eastAsia="Times New Roman" w:cs="Times New Roman"/>
-        </w:rPr>
-        <w:t>；③「HNMR」→</w:t>
-      </w:r>
-      <w:r>
-        <w:rPr>
-          <w:rFonts w:ascii="Times New Roman" w:hAnsi="Times New Roman" w:eastAsia="Times New Roman" w:cs="Times New Roman"/>
-        </w:rPr>
-        <w:t xml:space="preserve"> </w:t>
-      </w:r>
-      <m:oMath>
-        <m:sSup>
-          <m:e>
-            <m:r>
-              <m:t>​</m:t>
-            </m:r>
-          </m:e>
-          <m:sup>
-            <m:r>
-              <m:t>1</m:t>
-            </m:r>
-          </m:sup>
-        </m:sSup>
-        <m:r>
-          <m:rPr>
-            <m:sty m:val="p"/>
-          </m:rPr>
-          <m:t>H</m:t>
-        </m:r>
-      </m:oMath>
-      <w:r>
-        <w:rPr>
-          <w:rFonts w:ascii="Times New Roman" w:hAnsi="Times New Roman" w:eastAsia="Times New Roman" w:cs="Times New Roman"/>
-        </w:rPr>
-        <w:t xml:space="preserve"> </w:t>
-      </w:r>
-      <w:r>
-        <w:rPr>
-          <w:rFonts w:ascii="Times New Roman" w:hAnsi="Times New Roman" w:eastAsia="Times New Roman" w:cs="Times New Roman"/>
-        </w:rPr>
-        <w:t xml:space="preserve">NMR。</w:t>
-      </w:r>
+        <w:spacing w:before="0" w:after="0"/>
+      </w:pPr>
+    </w:p>
+    <w:p>
+      <w:pPr>
+        <w:spacing w:before="0" w:after="0"/>
+      </w:pPr>
+    </w:p>
+    <w:p>
+      <w:pPr>
+        <w:spacing w:before="0" w:after="0"/>
+      </w:pPr>
+    </w:p>
+    <w:p>
+      <w:pPr>
+        <w:spacing w:before="0" w:after="0"/>
+      </w:pPr>
+    </w:p>
+    <w:p>
+      <w:pPr>
+        <w:spacing w:before="0" w:after="0"/>
+      </w:pPr>
+    </w:p>
+    <w:p>
+      <w:pPr>
+        <w:spacing w:before="0" w:after="0"/>
+      </w:pPr>
+    </w:p>
+    <w:p>
+      <w:pPr>
+        <w:spacing w:before="0" w:after="0"/>
+      </w:pPr>
+    </w:p>
+    <w:p>
+      <w:pPr>
+        <w:spacing w:before="0" w:after="0"/>
+      </w:pPr>
     </w:p>
     <w:bookmarkEnd w:id="43"/>
     <w:bookmarkStart w:id="44" w:name="第-21-题"/>
@@ -15680,6 +15906,46 @@
         <w:t>：____。</w:t>
       </w:r>
     </w:p>
+    <w:p>
+      <w:pPr>
+        <w:spacing w:before="0" w:after="0"/>
+      </w:pPr>
+    </w:p>
+    <w:p>
+      <w:pPr>
+        <w:spacing w:before="0" w:after="0"/>
+      </w:pPr>
+    </w:p>
+    <w:p>
+      <w:pPr>
+        <w:spacing w:before="0" w:after="0"/>
+      </w:pPr>
+    </w:p>
+    <w:p>
+      <w:pPr>
+        <w:spacing w:before="0" w:after="0"/>
+      </w:pPr>
+    </w:p>
+    <w:p>
+      <w:pPr>
+        <w:spacing w:before="0" w:after="0"/>
+      </w:pPr>
+    </w:p>
+    <w:p>
+      <w:pPr>
+        <w:spacing w:before="0" w:after="0"/>
+      </w:pPr>
+    </w:p>
+    <w:p>
+      <w:pPr>
+        <w:spacing w:before="0" w:after="0"/>
+      </w:pPr>
+    </w:p>
+    <w:p>
+      <w:pPr>
+        <w:spacing w:before="0" w:after="0"/>
+      </w:pPr>
+    </w:p>
     <w:bookmarkEnd w:id="44"/>
     <w:bookmarkStart w:id="48" w:name="第-22-题"/>
     <w:p>
@@ -15906,7 +16172,7 @@
         </w:rPr>
         <w:drawing>
           <wp:inline>
-            <wp:extent cx="3600000" cy="1013692"/>
+            <wp:extent cx="3599995" cy="1013692"/>
             <wp:effectExtent b="0" l="0" r="0" t="0"/>
             <wp:docPr descr="" title="" id="46" name="Picture"/>
             <a:graphic>
@@ -15927,7 +16193,7 @@
                   <pic:spPr bwMode="auto">
                     <a:xfrm>
                       <a:off x="0" y="0"/>
-                      <a:ext cx="3600000" cy="1013692"/>
+                      <a:ext cx="3599995" cy="1013692"/>
                     </a:xfrm>
                     <a:prstGeom prst="rect">
                       <a:avLst/>
@@ -16215,6 +16481,46 @@
         <w:t>。</w:t>
       </w:r>
     </w:p>
+    <w:p>
+      <w:pPr>
+        <w:spacing w:before="0" w:after="0"/>
+      </w:pPr>
+    </w:p>
+    <w:p>
+      <w:pPr>
+        <w:spacing w:before="0" w:after="0"/>
+      </w:pPr>
+    </w:p>
+    <w:p>
+      <w:pPr>
+        <w:spacing w:before="0" w:after="0"/>
+      </w:pPr>
+    </w:p>
+    <w:p>
+      <w:pPr>
+        <w:spacing w:before="0" w:after="0"/>
+      </w:pPr>
+    </w:p>
+    <w:p>
+      <w:pPr>
+        <w:spacing w:before="0" w:after="0"/>
+      </w:pPr>
+    </w:p>
+    <w:p>
+      <w:pPr>
+        <w:spacing w:before="0" w:after="0"/>
+      </w:pPr>
+    </w:p>
+    <w:p>
+      <w:pPr>
+        <w:spacing w:before="0" w:after="0"/>
+      </w:pPr>
+    </w:p>
+    <w:p>
+      <w:pPr>
+        <w:spacing w:before="0" w:after="0"/>
+      </w:pPr>
+    </w:p>
     <w:bookmarkEnd w:id="48"/>
     <w:bookmarkStart w:id="49" w:name="第-23-题"/>
     <w:p>
@@ -17755,6 +18061,46 @@
         <w:t>。</w:t>
       </w:r>
     </w:p>
+    <w:p>
+      <w:pPr>
+        <w:spacing w:before="0" w:after="0"/>
+      </w:pPr>
+    </w:p>
+    <w:p>
+      <w:pPr>
+        <w:spacing w:before="0" w:after="0"/>
+      </w:pPr>
+    </w:p>
+    <w:p>
+      <w:pPr>
+        <w:spacing w:before="0" w:after="0"/>
+      </w:pPr>
+    </w:p>
+    <w:p>
+      <w:pPr>
+        <w:spacing w:before="0" w:after="0"/>
+      </w:pPr>
+    </w:p>
+    <w:p>
+      <w:pPr>
+        <w:spacing w:before="0" w:after="0"/>
+      </w:pPr>
+    </w:p>
+    <w:p>
+      <w:pPr>
+        <w:spacing w:before="0" w:after="0"/>
+      </w:pPr>
+    </w:p>
+    <w:p>
+      <w:pPr>
+        <w:spacing w:before="0" w:after="0"/>
+      </w:pPr>
+    </w:p>
+    <w:p>
+      <w:pPr>
+        <w:spacing w:before="0" w:after="0"/>
+      </w:pPr>
+    </w:p>
     <w:bookmarkEnd w:id="49"/>
     <w:bookmarkStart w:id="56" w:name="第-24-题"/>
     <w:p>
@@ -18568,7 +18914,7 @@
         </w:rPr>
         <w:drawing>
           <wp:inline>
-            <wp:extent cx="3600000" cy="1824434"/>
+            <wp:extent cx="3599999" cy="1824434"/>
             <wp:effectExtent b="0" l="0" r="0" t="0"/>
             <wp:docPr descr="" title="" id="51" name="Picture"/>
             <a:graphic>
@@ -18589,7 +18935,7 @@
                   <pic:spPr bwMode="auto">
                     <a:xfrm>
                       <a:off x="0" y="0"/>
-                      <a:ext cx="3600000" cy="1824434"/>
+                      <a:ext cx="3599999" cy="1824434"/>
                     </a:xfrm>
                     <a:prstGeom prst="rect">
                       <a:avLst/>
@@ -18940,7 +19286,7 @@
         </w:rPr>
         <w:drawing>
           <wp:inline>
-            <wp:extent cx="3600000" cy="855412"/>
+            <wp:extent cx="3599996" cy="855412"/>
             <wp:effectExtent b="0" l="0" r="0" t="0"/>
             <wp:docPr descr="" title="" id="54" name="Picture"/>
             <a:graphic>
@@ -18961,7 +19307,7 @@
                   <pic:spPr bwMode="auto">
                     <a:xfrm>
                       <a:off x="0" y="0"/>
-                      <a:ext cx="3600000" cy="855412"/>
+                      <a:ext cx="3599996" cy="855412"/>
                     </a:xfrm>
                     <a:prstGeom prst="rect">
                       <a:avLst/>
@@ -20132,6 +20478,46 @@
         <w:t>____。</w:t>
       </w:r>
     </w:p>
+    <w:p>
+      <w:pPr>
+        <w:spacing w:before="0" w:after="0"/>
+      </w:pPr>
+    </w:p>
+    <w:p>
+      <w:pPr>
+        <w:spacing w:before="0" w:after="0"/>
+      </w:pPr>
+    </w:p>
+    <w:p>
+      <w:pPr>
+        <w:spacing w:before="0" w:after="0"/>
+      </w:pPr>
+    </w:p>
+    <w:p>
+      <w:pPr>
+        <w:spacing w:before="0" w:after="0"/>
+      </w:pPr>
+    </w:p>
+    <w:p>
+      <w:pPr>
+        <w:spacing w:before="0" w:after="0"/>
+      </w:pPr>
+    </w:p>
+    <w:p>
+      <w:pPr>
+        <w:spacing w:before="0" w:after="0"/>
+      </w:pPr>
+    </w:p>
+    <w:p>
+      <w:pPr>
+        <w:spacing w:before="0" w:after="0"/>
+      </w:pPr>
+    </w:p>
+    <w:p>
+      <w:pPr>
+        <w:spacing w:before="0" w:after="0"/>
+      </w:pPr>
+    </w:p>
     <w:bookmarkEnd w:id="56"/>
     <w:bookmarkStart w:id="57" w:name="第-25-题"/>
     <w:p>
@@ -20887,6 +21273,46 @@
         </w:rPr>
         <w:t>。</w:t>
       </w:r>
+    </w:p>
+    <w:p>
+      <w:pPr>
+        <w:spacing w:before="0" w:after="0"/>
+      </w:pPr>
+    </w:p>
+    <w:p>
+      <w:pPr>
+        <w:spacing w:before="0" w:after="0"/>
+      </w:pPr>
+    </w:p>
+    <w:p>
+      <w:pPr>
+        <w:spacing w:before="0" w:after="0"/>
+      </w:pPr>
+    </w:p>
+    <w:p>
+      <w:pPr>
+        <w:spacing w:before="0" w:after="0"/>
+      </w:pPr>
+    </w:p>
+    <w:p>
+      <w:pPr>
+        <w:spacing w:before="0" w:after="0"/>
+      </w:pPr>
+    </w:p>
+    <w:p>
+      <w:pPr>
+        <w:spacing w:before="0" w:after="0"/>
+      </w:pPr>
+    </w:p>
+    <w:p>
+      <w:pPr>
+        <w:spacing w:before="0" w:after="0"/>
+      </w:pPr>
+    </w:p>
+    <w:p>
+      <w:pPr>
+        <w:spacing w:before="0" w:after="0"/>
+      </w:pPr>
     </w:p>
     <w:p>
       <w:pPr>

--- a/00-首页/题组Word/专项卷/一分册/专项卷IX-学生版.docx
+++ b/00-首页/题组Word/专项卷/一分册/专项卷IX-学生版.docx
@@ -8129,7 +8129,7 @@
         <m:sSubSup>
           <m:e>
             <m:r>
-              <m:t>​</m:t>
+              <m:t xml:space="preserve"> </m:t>
             </m:r>
           </m:e>
           <m:sub>
@@ -8186,7 +8186,7 @@
         <m:sSubSup>
           <m:e>
             <m:r>
-              <m:t>​</m:t>
+              <m:t xml:space="preserve"> </m:t>
             </m:r>
           </m:e>
           <m:sub>
@@ -8458,7 +8458,7 @@
               <m:rPr>
                 <m:sty m:val="p"/>
               </m:rPr>
-              <m:t>​</m:t>
+              <m:t xml:space="preserve"> </m:t>
             </m:r>
           </m:e>
           <m:sup>
@@ -8495,7 +8495,7 @@
         <m:sSubSup>
           <m:e>
             <m:r>
-              <m:t>​</m:t>
+              <m:t xml:space="preserve"> </m:t>
             </m:r>
           </m:e>
           <m:sub>
@@ -13725,7 +13725,7 @@
         <m:sSup>
           <m:e>
             <m:r>
-              <m:t>​</m:t>
+              <m:t xml:space="preserve"> </m:t>
             </m:r>
           </m:e>
           <m:sup>
@@ -17047,7 +17047,7 @@
         <m:sSup>
           <m:e>
             <m:r>
-              <m:t>​</m:t>
+              <m:t xml:space="preserve"> </m:t>
             </m:r>
           </m:e>
           <m:sup>
@@ -17218,7 +17218,7 @@
         <m:sSup>
           <m:e>
             <m:r>
-              <m:t>​</m:t>
+              <m:t xml:space="preserve"> </m:t>
             </m:r>
           </m:e>
           <m:sup>

--- a/00-首页/题组Word/专项卷/一分册/专项卷IX-学生版.docx
+++ b/00-首页/题组Word/专项卷/一分册/专项卷IX-学生版.docx
@@ -2345,6 +2345,14 @@
       <w:tblPr>
         <w:tblStyle w:val="Table"/>
         <w:tblW w:type="auto" w:w="0"/>
+        <w:tblBorders>
+          <w:top w:val="single" w:sz="12" w:space="0" w:color="000000"/>
+          <w:left w:val="none" w:sz="0" w:space="0" w:color="auto"/>
+          <w:bottom w:val="single" w:sz="12" w:space="0" w:color="000000"/>
+          <w:right w:val="none" w:sz="0" w:space="0" w:color="auto"/>
+          <w:insideH w:val="none" w:sz="0" w:space="0" w:color="auto"/>
+          <w:insideV w:val="none" w:sz="0" w:space="0" w:color="auto"/>
+        </w:tblBorders>
         <w:tblLook w:firstRow="1" w:lastRow="0" w:firstColumn="0" w:lastColumn="0" w:noHBand="0" w:noVBand="0" w:val="0020"/>
       </w:tblPr>
       <w:tblGrid>
@@ -2358,7 +2366,11 @@
           <w:tblHeader w:val="on"/>
         </w:trPr>
         <w:tc>
-          <w:tcPr/>
+          <w:tcPr>
+            <w:tcBorders>
+              <w:bottom w:val="single" w:sz="8" w:space="0" w:color="000000"/>
+            </w:tcBorders>
+          </w:tcPr>
           <w:p>
             <w:pPr>
               <w:pStyle w:val="Compact"/>
@@ -2374,7 +2386,11 @@
           </w:p>
         </w:tc>
         <w:tc>
-          <w:tcPr/>
+          <w:tcPr>
+            <w:tcBorders>
+              <w:bottom w:val="single" w:sz="8" w:space="0" w:color="000000"/>
+            </w:tcBorders>
+          </w:tcPr>
           <w:p>
             <w:pPr>
               <w:pStyle w:val="Compact"/>
@@ -2397,7 +2413,11 @@
           </w:p>
         </w:tc>
         <w:tc>
-          <w:tcPr/>
+          <w:tcPr>
+            <w:tcBorders>
+              <w:bottom w:val="single" w:sz="8" w:space="0" w:color="000000"/>
+            </w:tcBorders>
+          </w:tcPr>
           <w:p>
             <w:pPr>
               <w:pStyle w:val="Compact"/>
@@ -2420,7 +2440,11 @@
           </w:p>
         </w:tc>
         <w:tc>
-          <w:tcPr/>
+          <w:tcPr>
+            <w:tcBorders>
+              <w:bottom w:val="single" w:sz="8" w:space="0" w:color="000000"/>
+            </w:tcBorders>
+          </w:tcPr>
           <w:p>
             <w:pPr>
               <w:pStyle w:val="Compact"/>
@@ -12760,6 +12784,7 @@
     <w:p>
       <w:pPr>
         <w:pStyle w:val="FirstParagraph"/>
+        <w:spacing w:before="0" w:after="0"/>
       </w:pPr>
       <w:r>
         <w:rPr>
@@ -12897,6 +12922,7 @@
     <w:p>
       <w:pPr>
         <w:pStyle w:val="BodyText"/>
+        <w:spacing w:before="0" w:after="0"/>
       </w:pPr>
       <w:r>
         <w:rPr>
@@ -12994,6 +13020,7 @@
     <w:p>
       <w:pPr>
         <w:pStyle w:val="BodyText"/>
+        <w:spacing w:before="0" w:after="0"/>
       </w:pPr>
       <w:r>
         <w:rPr>
@@ -13035,6 +13062,7 @@
     <w:p>
       <w:pPr>
         <w:pStyle w:val="BodyText"/>
+        <w:spacing w:before="0" w:after="0"/>
       </w:pPr>
       <w:r>
         <w:rPr>
@@ -19360,6 +19388,14 @@
       <w:tblPr>
         <w:tblStyle w:val="Table"/>
         <w:tblW w:type="auto" w:w="0"/>
+        <w:tblBorders>
+          <w:top w:val="single" w:sz="12" w:space="0" w:color="000000"/>
+          <w:left w:val="none" w:sz="0" w:space="0" w:color="auto"/>
+          <w:bottom w:val="single" w:sz="12" w:space="0" w:color="000000"/>
+          <w:right w:val="none" w:sz="0" w:space="0" w:color="auto"/>
+          <w:insideH w:val="none" w:sz="0" w:space="0" w:color="auto"/>
+          <w:insideV w:val="none" w:sz="0" w:space="0" w:color="auto"/>
+        </w:tblBorders>
         <w:tblLook w:firstRow="1" w:lastRow="0" w:firstColumn="0" w:lastColumn="0" w:noHBand="0" w:noVBand="0" w:val="0020"/>
       </w:tblPr>
       <w:tblGrid>
@@ -19373,7 +19409,11 @@
           <w:tblHeader w:val="on"/>
         </w:trPr>
         <w:tc>
-          <w:tcPr/>
+          <w:tcPr>
+            <w:tcBorders>
+              <w:bottom w:val="single" w:sz="8" w:space="0" w:color="000000"/>
+            </w:tcBorders>
+          </w:tcPr>
           <w:p>
             <w:pPr>
               <w:pStyle w:val="Compact"/>
@@ -19389,7 +19429,11 @@
           </w:p>
         </w:tc>
         <w:tc>
-          <w:tcPr/>
+          <w:tcPr>
+            <w:tcBorders>
+              <w:bottom w:val="single" w:sz="8" w:space="0" w:color="000000"/>
+            </w:tcBorders>
+          </w:tcPr>
           <w:p>
             <w:pPr>
               <w:pStyle w:val="Compact"/>
@@ -19440,7 +19484,11 @@
           </w:p>
         </w:tc>
         <w:tc>
-          <w:tcPr/>
+          <w:tcPr>
+            <w:tcBorders>
+              <w:bottom w:val="single" w:sz="8" w:space="0" w:color="000000"/>
+            </w:tcBorders>
+          </w:tcPr>
           <w:p>
             <w:pPr>
               <w:pStyle w:val="Compact"/>
@@ -19491,7 +19539,11 @@
           </w:p>
         </w:tc>
         <w:tc>
-          <w:tcPr/>
+          <w:tcPr>
+            <w:tcBorders>
+              <w:bottom w:val="single" w:sz="8" w:space="0" w:color="000000"/>
+            </w:tcBorders>
+          </w:tcPr>
           <w:p>
             <w:pPr>
               <w:pStyle w:val="Compact"/>
@@ -23771,7 +23823,7 @@
     <ns0:rPr>
       <ns0:rFonts ns0:ascii="Times New Roman" ns0:cs="Times New Roman" ns0:eastAsia="SimHei" ns0:hAnsi="Times New Roman"/>
       <ns0:b/>
-      <ns0:color ns0:val="17324D"/>
+      <ns0:color ns0:val="000000"/>
       <ns0:sz ns0:val="44"/>
       <ns0:szCs ns0:val="56"/>
     </ns0:rPr>
@@ -23913,7 +23965,7 @@
     <ns0:rPr>
       <ns0:rFonts ns0:ascii="Times New Roman" ns0:cs="Times New Roman" ns0:eastAsia="SimHei" ns0:hAnsi="Times New Roman"/>
       <ns0:b/>
-      <ns0:color ns0:val="17324D"/>
+      <ns0:color ns0:val="000000"/>
       <ns0:sz ns0:val="32"/>
       <ns0:szCs ns0:val="40"/>
     </ns0:rPr>
@@ -23937,7 +23989,7 @@
     <ns0:rPr>
       <ns0:rFonts ns0:ascii="Times New Roman" ns0:cs="Times New Roman" ns0:eastAsia="SimHei" ns0:hAnsi="Times New Roman"/>
       <ns0:b/>
-      <ns0:color ns0:val="17324D"/>
+      <ns0:color ns0:val="000000"/>
       <ns0:sz ns0:val="28"/>
       <ns0:szCs ns0:val="32"/>
     </ns0:rPr>
@@ -23961,7 +24013,7 @@
     <ns0:rPr>
       <ns0:rFonts ns0:ascii="Times New Roman" ns0:cs="Times New Roman" ns0:eastAsia="SimHei" ns0:hAnsi="Times New Roman"/>
       <ns0:b/>
-      <ns0:color ns0:val="17324D"/>
+      <ns0:color ns0:val="000000"/>
       <ns0:sz ns0:val="25"/>
       <ns0:szCs ns0:val="28"/>
     </ns0:rPr>
